--- a/yu前端程式碼/meeting_member.html.docx
+++ b/yu前端程式碼/meeting_member.html.docx
@@ -414,12 +414,11 @@
               </w:numPr>
               <w:spacing w:line="400" w:lineRule="exact"/>
               <w:rPr>
-                <w:rFonts w:ascii="Times New Roman" w:eastAsia="標楷體" w:hAnsi="Times New Roman" w:hint="eastAsia"/>
+                <w:rFonts w:ascii="Times New Roman" w:eastAsia="標楷體" w:hAnsi="Times New Roman"/>
                 <w:sz w:val="28"/>
                 <w:szCs w:val="28"/>
               </w:rPr>
             </w:pPr>
-            <w:proofErr w:type="spellStart"/>
             <w:r>
               <w:rPr>
                 <w:rFonts w:ascii="Times New Roman" w:eastAsia="標楷體" w:hAnsi="Times New Roman"/>
@@ -428,7 +427,6 @@
               </w:rPr>
               <w:t>orgId</w:t>
             </w:r>
-            <w:proofErr w:type="spellEnd"/>
             <w:r>
               <w:rPr>
                 <w:rFonts w:ascii="Times New Roman" w:eastAsia="標楷體" w:hAnsi="Times New Roman"/>
@@ -453,7 +451,6 @@
               </w:rPr>
               <w:t>（</w:t>
             </w:r>
-            <w:proofErr w:type="spellStart"/>
             <w:r>
               <w:rPr>
                 <w:rFonts w:ascii="Times New Roman" w:eastAsia="標楷體" w:hAnsi="Times New Roman"/>
@@ -462,7 +459,6 @@
               </w:rPr>
               <w:t>localStorage</w:t>
             </w:r>
-            <w:proofErr w:type="spellEnd"/>
             <w:r>
               <w:rPr>
                 <w:rFonts w:ascii="Times New Roman" w:eastAsia="標楷體" w:hAnsi="Times New Roman"/>
@@ -627,7 +623,6 @@
                 <w:szCs w:val="28"/>
               </w:rPr>
             </w:pPr>
-            <w:proofErr w:type="spellStart"/>
             <w:r>
               <w:rPr>
                 <w:rFonts w:ascii="Times New Roman" w:eastAsia="標楷體" w:hAnsi="Times New Roman"/>
@@ -636,7 +631,6 @@
               </w:rPr>
               <w:t>memberList</w:t>
             </w:r>
-            <w:proofErr w:type="spellEnd"/>
             <w:r>
               <w:rPr>
                 <w:rFonts w:ascii="Times New Roman" w:eastAsia="標楷體" w:hAnsi="Times New Roman"/>
@@ -660,7 +654,6 @@
                 <w:szCs w:val="28"/>
               </w:rPr>
             </w:pPr>
-            <w:proofErr w:type="spellStart"/>
             <w:r>
               <w:rPr>
                 <w:rFonts w:ascii="Times New Roman" w:eastAsia="標楷體" w:hAnsi="Times New Roman"/>
@@ -669,7 +662,6 @@
               </w:rPr>
               <w:t>addMemberCard</w:t>
             </w:r>
-            <w:proofErr w:type="spellEnd"/>
             <w:r>
               <w:rPr>
                 <w:rFonts w:ascii="Times New Roman" w:eastAsia="標楷體" w:hAnsi="Times New Roman"/>
@@ -693,7 +685,6 @@
                 <w:szCs w:val="28"/>
               </w:rPr>
             </w:pPr>
-            <w:proofErr w:type="spellStart"/>
             <w:r>
               <w:rPr>
                 <w:rFonts w:ascii="Times New Roman" w:eastAsia="標楷體" w:hAnsi="Times New Roman"/>
@@ -702,7 +693,6 @@
               </w:rPr>
               <w:t>notifyModal</w:t>
             </w:r>
-            <w:proofErr w:type="spellEnd"/>
             <w:r>
               <w:rPr>
                 <w:rFonts w:ascii="Times New Roman" w:eastAsia="標楷體" w:hAnsi="Times New Roman"/>
@@ -721,12 +711,11 @@
               </w:numPr>
               <w:spacing w:line="400" w:lineRule="exact"/>
               <w:rPr>
-                <w:rFonts w:ascii="Times New Roman" w:eastAsia="標楷體" w:hAnsi="Times New Roman" w:hint="eastAsia"/>
+                <w:rFonts w:ascii="Times New Roman" w:eastAsia="標楷體" w:hAnsi="Times New Roman"/>
                 <w:sz w:val="28"/>
                 <w:szCs w:val="28"/>
               </w:rPr>
             </w:pPr>
-            <w:proofErr w:type="spellStart"/>
             <w:r>
               <w:rPr>
                 <w:rFonts w:ascii="Times New Roman" w:eastAsia="標楷體" w:hAnsi="Times New Roman"/>
@@ -735,7 +724,6 @@
               </w:rPr>
               <w:t>helpModal</w:t>
             </w:r>
-            <w:proofErr w:type="spellEnd"/>
             <w:r>
               <w:rPr>
                 <w:rFonts w:ascii="Times New Roman" w:eastAsia="標楷體" w:hAnsi="Times New Roman"/>
@@ -813,23 +801,13 @@
                 <w:szCs w:val="28"/>
               </w:rPr>
             </w:pPr>
-            <w:proofErr w:type="spellStart"/>
-            <w:r>
-              <w:rPr>
-                <w:rFonts w:ascii="Times New Roman" w:eastAsia="標楷體" w:hAnsi="Times New Roman"/>
-                <w:sz w:val="28"/>
-                <w:szCs w:val="28"/>
-              </w:rPr>
-              <w:t>toggleSidebar</w:t>
-            </w:r>
-            <w:proofErr w:type="spellEnd"/>
-            <w:r>
-              <w:rPr>
-                <w:rFonts w:ascii="Times New Roman" w:eastAsia="標楷體" w:hAnsi="Times New Roman"/>
-                <w:sz w:val="28"/>
-                <w:szCs w:val="28"/>
-              </w:rPr>
-              <w:t>()</w:t>
+            <w:r>
+              <w:rPr>
+                <w:rFonts w:ascii="Times New Roman" w:eastAsia="標楷體" w:hAnsi="Times New Roman"/>
+                <w:sz w:val="28"/>
+                <w:szCs w:val="28"/>
+              </w:rPr>
+              <w:t>toggleSidebar()</w:t>
             </w:r>
             <w:r>
               <w:rPr>
@@ -854,23 +832,13 @@
                 <w:szCs w:val="28"/>
               </w:rPr>
             </w:pPr>
-            <w:proofErr w:type="spellStart"/>
-            <w:r>
-              <w:rPr>
-                <w:rFonts w:ascii="Times New Roman" w:eastAsia="標楷體" w:hAnsi="Times New Roman"/>
-                <w:sz w:val="28"/>
-                <w:szCs w:val="28"/>
-              </w:rPr>
-              <w:t>goToNext</w:t>
-            </w:r>
-            <w:proofErr w:type="spellEnd"/>
-            <w:r>
-              <w:rPr>
-                <w:rFonts w:ascii="Times New Roman" w:eastAsia="標楷體" w:hAnsi="Times New Roman"/>
-                <w:sz w:val="28"/>
-                <w:szCs w:val="28"/>
-              </w:rPr>
-              <w:t>()</w:t>
+            <w:r>
+              <w:rPr>
+                <w:rFonts w:ascii="Times New Roman" w:eastAsia="標楷體" w:hAnsi="Times New Roman"/>
+                <w:sz w:val="28"/>
+                <w:szCs w:val="28"/>
+              </w:rPr>
+              <w:t>goToNext()</w:t>
             </w:r>
             <w:r>
               <w:rPr>
@@ -895,41 +863,13 @@
                 <w:szCs w:val="28"/>
               </w:rPr>
             </w:pPr>
-            <w:proofErr w:type="spellStart"/>
-            <w:r>
-              <w:rPr>
-                <w:rFonts w:ascii="Times New Roman" w:eastAsia="標楷體" w:hAnsi="Times New Roman"/>
-                <w:sz w:val="28"/>
-                <w:szCs w:val="28"/>
-              </w:rPr>
-              <w:t>openHelpModal</w:t>
-            </w:r>
-            <w:proofErr w:type="spellEnd"/>
-            <w:r>
-              <w:rPr>
-                <w:rFonts w:ascii="Times New Roman" w:eastAsia="標楷體" w:hAnsi="Times New Roman"/>
-                <w:sz w:val="28"/>
-                <w:szCs w:val="28"/>
-              </w:rPr>
-              <w:t>() / </w:t>
-            </w:r>
-            <w:proofErr w:type="spellStart"/>
-            <w:r>
-              <w:rPr>
-                <w:rFonts w:ascii="Times New Roman" w:eastAsia="標楷體" w:hAnsi="Times New Roman"/>
-                <w:sz w:val="28"/>
-                <w:szCs w:val="28"/>
-              </w:rPr>
-              <w:t>closeHelpModal</w:t>
-            </w:r>
-            <w:proofErr w:type="spellEnd"/>
-            <w:r>
-              <w:rPr>
-                <w:rFonts w:ascii="Times New Roman" w:eastAsia="標楷體" w:hAnsi="Times New Roman"/>
-                <w:sz w:val="28"/>
-                <w:szCs w:val="28"/>
-              </w:rPr>
-              <w:t>()</w:t>
+            <w:r>
+              <w:rPr>
+                <w:rFonts w:ascii="Times New Roman" w:eastAsia="標楷體" w:hAnsi="Times New Roman"/>
+                <w:sz w:val="28"/>
+                <w:szCs w:val="28"/>
+              </w:rPr>
+              <w:t>openHelpModal() / closeHelpModal()</w:t>
             </w:r>
             <w:r>
               <w:rPr>
@@ -949,28 +889,18 @@
               </w:numPr>
               <w:spacing w:line="400" w:lineRule="exact"/>
               <w:rPr>
-                <w:rFonts w:ascii="Times New Roman" w:eastAsia="標楷體" w:hAnsi="Times New Roman" w:hint="eastAsia"/>
+                <w:rFonts w:ascii="Times New Roman" w:eastAsia="標楷體" w:hAnsi="Times New Roman"/>
                 <w:sz w:val="28"/>
                 <w:szCs w:val="28"/>
               </w:rPr>
             </w:pPr>
-            <w:proofErr w:type="spellStart"/>
-            <w:r>
-              <w:rPr>
-                <w:rFonts w:ascii="Times New Roman" w:eastAsia="標楷體" w:hAnsi="Times New Roman"/>
-                <w:sz w:val="28"/>
-                <w:szCs w:val="28"/>
-              </w:rPr>
-              <w:t>applyPermissionUI</w:t>
-            </w:r>
-            <w:proofErr w:type="spellEnd"/>
-            <w:r>
-              <w:rPr>
-                <w:rFonts w:ascii="Times New Roman" w:eastAsia="標楷體" w:hAnsi="Times New Roman"/>
-                <w:sz w:val="28"/>
-                <w:szCs w:val="28"/>
-              </w:rPr>
-              <w:t>(members)</w:t>
+            <w:r>
+              <w:rPr>
+                <w:rFonts w:ascii="Times New Roman" w:eastAsia="標楷體" w:hAnsi="Times New Roman"/>
+                <w:sz w:val="28"/>
+                <w:szCs w:val="28"/>
+              </w:rPr>
+              <w:t>applyPermissionUI(members)</w:t>
             </w:r>
             <w:r>
               <w:rPr>
@@ -1022,23 +952,13 @@
                 <w:szCs w:val="28"/>
               </w:rPr>
             </w:pPr>
-            <w:proofErr w:type="spellStart"/>
-            <w:r>
-              <w:rPr>
-                <w:rFonts w:ascii="Times New Roman" w:eastAsia="標楷體" w:hAnsi="Times New Roman"/>
-                <w:sz w:val="28"/>
-                <w:szCs w:val="28"/>
-              </w:rPr>
-              <w:t>renderMembers</w:t>
-            </w:r>
-            <w:proofErr w:type="spellEnd"/>
-            <w:r>
-              <w:rPr>
-                <w:rFonts w:ascii="Times New Roman" w:eastAsia="標楷體" w:hAnsi="Times New Roman"/>
-                <w:sz w:val="28"/>
-                <w:szCs w:val="28"/>
-              </w:rPr>
-              <w:t>()</w:t>
+            <w:r>
+              <w:rPr>
+                <w:rFonts w:ascii="Times New Roman" w:eastAsia="標楷體" w:hAnsi="Times New Roman"/>
+                <w:sz w:val="28"/>
+                <w:szCs w:val="28"/>
+              </w:rPr>
+              <w:t>renderMembers()</w:t>
             </w:r>
             <w:r>
               <w:rPr>
@@ -1093,61 +1013,7 @@
                 <w:sz w:val="28"/>
                 <w:szCs w:val="28"/>
               </w:rPr>
-              <w:t>GET /</w:t>
-            </w:r>
-            <w:proofErr w:type="spellStart"/>
-            <w:r>
-              <w:rPr>
-                <w:rFonts w:ascii="Times New Roman" w:eastAsia="標楷體" w:hAnsi="Times New Roman"/>
-                <w:sz w:val="28"/>
-                <w:szCs w:val="28"/>
-              </w:rPr>
-              <w:t>api</w:t>
-            </w:r>
-            <w:proofErr w:type="spellEnd"/>
-            <w:r>
-              <w:rPr>
-                <w:rFonts w:ascii="Times New Roman" w:eastAsia="標楷體" w:hAnsi="Times New Roman"/>
-                <w:sz w:val="28"/>
-                <w:szCs w:val="28"/>
-              </w:rPr>
-              <w:t>/</w:t>
-            </w:r>
-            <w:proofErr w:type="spellStart"/>
-            <w:r>
-              <w:rPr>
-                <w:rFonts w:ascii="Times New Roman" w:eastAsia="標楷體" w:hAnsi="Times New Roman"/>
-                <w:sz w:val="28"/>
-                <w:szCs w:val="28"/>
-              </w:rPr>
-              <w:t>meeting_members</w:t>
-            </w:r>
-            <w:proofErr w:type="spellEnd"/>
-            <w:r>
-              <w:rPr>
-                <w:rFonts w:ascii="Times New Roman" w:eastAsia="標楷體" w:hAnsi="Times New Roman"/>
-                <w:sz w:val="28"/>
-                <w:szCs w:val="28"/>
-              </w:rPr>
-              <w:t>/{</w:t>
-            </w:r>
-            <w:proofErr w:type="spellStart"/>
-            <w:r>
-              <w:rPr>
-                <w:rFonts w:ascii="Times New Roman" w:eastAsia="標楷體" w:hAnsi="Times New Roman"/>
-                <w:sz w:val="28"/>
-                <w:szCs w:val="28"/>
-              </w:rPr>
-              <w:t>meetingId</w:t>
-            </w:r>
-            <w:proofErr w:type="spellEnd"/>
-            <w:r>
-              <w:rPr>
-                <w:rFonts w:ascii="Times New Roman" w:eastAsia="標楷體" w:hAnsi="Times New Roman"/>
-                <w:sz w:val="28"/>
-                <w:szCs w:val="28"/>
-              </w:rPr>
-              <w:t>}</w:t>
+              <w:t>GET /api/meeting_members/{meetingId}</w:t>
             </w:r>
             <w:r>
               <w:rPr>
@@ -1289,23 +1155,13 @@
                 <w:szCs w:val="28"/>
               </w:rPr>
             </w:pPr>
-            <w:proofErr w:type="spellStart"/>
-            <w:r>
-              <w:rPr>
-                <w:rFonts w:ascii="Times New Roman" w:eastAsia="標楷體" w:hAnsi="Times New Roman"/>
-                <w:sz w:val="28"/>
-                <w:szCs w:val="28"/>
-              </w:rPr>
-              <w:t>updateMemberRole</w:t>
-            </w:r>
-            <w:proofErr w:type="spellEnd"/>
-            <w:r>
-              <w:rPr>
-                <w:rFonts w:ascii="Times New Roman" w:eastAsia="標楷體" w:hAnsi="Times New Roman"/>
-                <w:sz w:val="28"/>
-                <w:szCs w:val="28"/>
-              </w:rPr>
-              <w:t>(email, role)</w:t>
+            <w:r>
+              <w:rPr>
+                <w:rFonts w:ascii="Times New Roman" w:eastAsia="標楷體" w:hAnsi="Times New Roman"/>
+                <w:sz w:val="28"/>
+                <w:szCs w:val="28"/>
+              </w:rPr>
+              <w:t>updateMemberRole(email, role)</w:t>
             </w:r>
             <w:r>
               <w:rPr>
@@ -1352,61 +1208,7 @@
                 <w:sz w:val="28"/>
                 <w:szCs w:val="28"/>
               </w:rPr>
-              <w:t>PUT /</w:t>
-            </w:r>
-            <w:proofErr w:type="spellStart"/>
-            <w:r>
-              <w:rPr>
-                <w:rFonts w:ascii="Times New Roman" w:eastAsia="標楷體" w:hAnsi="Times New Roman"/>
-                <w:sz w:val="28"/>
-                <w:szCs w:val="28"/>
-              </w:rPr>
-              <w:t>api</w:t>
-            </w:r>
-            <w:proofErr w:type="spellEnd"/>
-            <w:r>
-              <w:rPr>
-                <w:rFonts w:ascii="Times New Roman" w:eastAsia="標楷體" w:hAnsi="Times New Roman"/>
-                <w:sz w:val="28"/>
-                <w:szCs w:val="28"/>
-              </w:rPr>
-              <w:t>/</w:t>
-            </w:r>
-            <w:proofErr w:type="spellStart"/>
-            <w:r>
-              <w:rPr>
-                <w:rFonts w:ascii="Times New Roman" w:eastAsia="標楷體" w:hAnsi="Times New Roman"/>
-                <w:sz w:val="28"/>
-                <w:szCs w:val="28"/>
-              </w:rPr>
-              <w:t>meeting_members</w:t>
-            </w:r>
-            <w:proofErr w:type="spellEnd"/>
-            <w:r>
-              <w:rPr>
-                <w:rFonts w:ascii="Times New Roman" w:eastAsia="標楷體" w:hAnsi="Times New Roman"/>
-                <w:sz w:val="28"/>
-                <w:szCs w:val="28"/>
-              </w:rPr>
-              <w:t>/{</w:t>
-            </w:r>
-            <w:proofErr w:type="spellStart"/>
-            <w:r>
-              <w:rPr>
-                <w:rFonts w:ascii="Times New Roman" w:eastAsia="標楷體" w:hAnsi="Times New Roman"/>
-                <w:sz w:val="28"/>
-                <w:szCs w:val="28"/>
-              </w:rPr>
-              <w:t>meetingId</w:t>
-            </w:r>
-            <w:proofErr w:type="spellEnd"/>
-            <w:r>
-              <w:rPr>
-                <w:rFonts w:ascii="Times New Roman" w:eastAsia="標楷體" w:hAnsi="Times New Roman"/>
-                <w:sz w:val="28"/>
-                <w:szCs w:val="28"/>
-              </w:rPr>
-              <w:t>}</w:t>
+              <w:t>PUT /api/meeting_members/{meetingId}</w:t>
             </w:r>
             <w:r>
               <w:rPr>
@@ -1454,7 +1256,6 @@
                 <w:szCs w:val="28"/>
               </w:rPr>
             </w:pPr>
-            <w:proofErr w:type="spellStart"/>
             <w:r>
               <w:rPr>
                 <w:rFonts w:ascii="Times New Roman" w:eastAsia="標楷體" w:hAnsi="Times New Roman"/>
@@ -1462,16 +1263,7 @@
                 <w:szCs w:val="28"/>
               </w:rPr>
               <w:lastRenderedPageBreak/>
-              <w:t>removeMember</w:t>
-            </w:r>
-            <w:proofErr w:type="spellEnd"/>
-            <w:r>
-              <w:rPr>
-                <w:rFonts w:ascii="Times New Roman" w:eastAsia="標楷體" w:hAnsi="Times New Roman"/>
-                <w:sz w:val="28"/>
-                <w:szCs w:val="28"/>
-              </w:rPr>
-              <w:t>(email)</w:t>
+              <w:t>removeMember(email)</w:t>
             </w:r>
             <w:r>
               <w:rPr>
@@ -1518,61 +1310,7 @@
                 <w:sz w:val="28"/>
                 <w:szCs w:val="28"/>
               </w:rPr>
-              <w:t>DELETE /</w:t>
-            </w:r>
-            <w:proofErr w:type="spellStart"/>
-            <w:r>
-              <w:rPr>
-                <w:rFonts w:ascii="Times New Roman" w:eastAsia="標楷體" w:hAnsi="Times New Roman"/>
-                <w:sz w:val="28"/>
-                <w:szCs w:val="28"/>
-              </w:rPr>
-              <w:t>api</w:t>
-            </w:r>
-            <w:proofErr w:type="spellEnd"/>
-            <w:r>
-              <w:rPr>
-                <w:rFonts w:ascii="Times New Roman" w:eastAsia="標楷體" w:hAnsi="Times New Roman"/>
-                <w:sz w:val="28"/>
-                <w:szCs w:val="28"/>
-              </w:rPr>
-              <w:t>/</w:t>
-            </w:r>
-            <w:proofErr w:type="spellStart"/>
-            <w:r>
-              <w:rPr>
-                <w:rFonts w:ascii="Times New Roman" w:eastAsia="標楷體" w:hAnsi="Times New Roman"/>
-                <w:sz w:val="28"/>
-                <w:szCs w:val="28"/>
-              </w:rPr>
-              <w:t>meeting_members</w:t>
-            </w:r>
-            <w:proofErr w:type="spellEnd"/>
-            <w:r>
-              <w:rPr>
-                <w:rFonts w:ascii="Times New Roman" w:eastAsia="標楷體" w:hAnsi="Times New Roman"/>
-                <w:sz w:val="28"/>
-                <w:szCs w:val="28"/>
-              </w:rPr>
-              <w:t>/{</w:t>
-            </w:r>
-            <w:proofErr w:type="spellStart"/>
-            <w:r>
-              <w:rPr>
-                <w:rFonts w:ascii="Times New Roman" w:eastAsia="標楷體" w:hAnsi="Times New Roman"/>
-                <w:sz w:val="28"/>
-                <w:szCs w:val="28"/>
-              </w:rPr>
-              <w:t>meetingId</w:t>
-            </w:r>
-            <w:proofErr w:type="spellEnd"/>
-            <w:r>
-              <w:rPr>
-                <w:rFonts w:ascii="Times New Roman" w:eastAsia="標楷體" w:hAnsi="Times New Roman"/>
-                <w:sz w:val="28"/>
-                <w:szCs w:val="28"/>
-              </w:rPr>
-              <w:t>}</w:t>
+              <w:t>DELETE /api/meeting_members/{meetingId}</w:t>
             </w:r>
             <w:r>
               <w:rPr>
@@ -1620,23 +1358,13 @@
                 <w:szCs w:val="28"/>
               </w:rPr>
             </w:pPr>
-            <w:proofErr w:type="spellStart"/>
-            <w:r>
-              <w:rPr>
-                <w:rFonts w:ascii="Times New Roman" w:eastAsia="標楷體" w:hAnsi="Times New Roman"/>
-                <w:sz w:val="28"/>
-                <w:szCs w:val="28"/>
-              </w:rPr>
-              <w:t>loadOrganizationMembers</w:t>
-            </w:r>
-            <w:proofErr w:type="spellEnd"/>
-            <w:r>
-              <w:rPr>
-                <w:rFonts w:ascii="Times New Roman" w:eastAsia="標楷體" w:hAnsi="Times New Roman"/>
-                <w:sz w:val="28"/>
-                <w:szCs w:val="28"/>
-              </w:rPr>
-              <w:t>()</w:t>
+            <w:r>
+              <w:rPr>
+                <w:rFonts w:ascii="Times New Roman" w:eastAsia="標楷體" w:hAnsi="Times New Roman"/>
+                <w:sz w:val="28"/>
+                <w:szCs w:val="28"/>
+              </w:rPr>
+              <w:t>loadOrganizationMembers()</w:t>
             </w:r>
             <w:r>
               <w:rPr>
@@ -1683,61 +1411,7 @@
                 <w:sz w:val="28"/>
                 <w:szCs w:val="28"/>
               </w:rPr>
-              <w:t>GET /</w:t>
-            </w:r>
-            <w:proofErr w:type="spellStart"/>
-            <w:r>
-              <w:rPr>
-                <w:rFonts w:ascii="Times New Roman" w:eastAsia="標楷體" w:hAnsi="Times New Roman"/>
-                <w:sz w:val="28"/>
-                <w:szCs w:val="28"/>
-              </w:rPr>
-              <w:t>api</w:t>
-            </w:r>
-            <w:proofErr w:type="spellEnd"/>
-            <w:r>
-              <w:rPr>
-                <w:rFonts w:ascii="Times New Roman" w:eastAsia="標楷體" w:hAnsi="Times New Roman"/>
-                <w:sz w:val="28"/>
-                <w:szCs w:val="28"/>
-              </w:rPr>
-              <w:t>/</w:t>
-            </w:r>
-            <w:proofErr w:type="spellStart"/>
-            <w:r>
-              <w:rPr>
-                <w:rFonts w:ascii="Times New Roman" w:eastAsia="標楷體" w:hAnsi="Times New Roman"/>
-                <w:sz w:val="28"/>
-                <w:szCs w:val="28"/>
-              </w:rPr>
-              <w:t>organization_members</w:t>
-            </w:r>
-            <w:proofErr w:type="spellEnd"/>
-            <w:r>
-              <w:rPr>
-                <w:rFonts w:ascii="Times New Roman" w:eastAsia="標楷體" w:hAnsi="Times New Roman"/>
-                <w:sz w:val="28"/>
-                <w:szCs w:val="28"/>
-              </w:rPr>
-              <w:t>/{</w:t>
-            </w:r>
-            <w:proofErr w:type="spellStart"/>
-            <w:r>
-              <w:rPr>
-                <w:rFonts w:ascii="Times New Roman" w:eastAsia="標楷體" w:hAnsi="Times New Roman"/>
-                <w:sz w:val="28"/>
-                <w:szCs w:val="28"/>
-              </w:rPr>
-              <w:t>orgId</w:t>
-            </w:r>
-            <w:proofErr w:type="spellEnd"/>
-            <w:r>
-              <w:rPr>
-                <w:rFonts w:ascii="Times New Roman" w:eastAsia="標楷體" w:hAnsi="Times New Roman"/>
-                <w:sz w:val="28"/>
-                <w:szCs w:val="28"/>
-              </w:rPr>
-              <w:t>}</w:t>
+              <w:t>GET /api/organization_members/{orgId}</w:t>
             </w:r>
             <w:r>
               <w:rPr>
@@ -1824,23 +1498,13 @@
                 <w:szCs w:val="28"/>
               </w:rPr>
             </w:pPr>
-            <w:proofErr w:type="spellStart"/>
-            <w:r>
-              <w:rPr>
-                <w:rFonts w:ascii="Times New Roman" w:eastAsia="標楷體" w:hAnsi="Times New Roman"/>
-                <w:sz w:val="28"/>
-                <w:szCs w:val="28"/>
-              </w:rPr>
-              <w:t>addSelectedOrgMember</w:t>
-            </w:r>
-            <w:proofErr w:type="spellEnd"/>
-            <w:r>
-              <w:rPr>
-                <w:rFonts w:ascii="Times New Roman" w:eastAsia="標楷體" w:hAnsi="Times New Roman"/>
-                <w:sz w:val="28"/>
-                <w:szCs w:val="28"/>
-              </w:rPr>
-              <w:t>()</w:t>
+            <w:r>
+              <w:rPr>
+                <w:rFonts w:ascii="Times New Roman" w:eastAsia="標楷體" w:hAnsi="Times New Roman"/>
+                <w:sz w:val="28"/>
+                <w:szCs w:val="28"/>
+              </w:rPr>
+              <w:t>addSelectedOrgMember()</w:t>
             </w:r>
             <w:r>
               <w:rPr>
@@ -1887,61 +1551,7 @@
                 <w:sz w:val="28"/>
                 <w:szCs w:val="28"/>
               </w:rPr>
-              <w:t>POST /</w:t>
-            </w:r>
-            <w:proofErr w:type="spellStart"/>
-            <w:r>
-              <w:rPr>
-                <w:rFonts w:ascii="Times New Roman" w:eastAsia="標楷體" w:hAnsi="Times New Roman"/>
-                <w:sz w:val="28"/>
-                <w:szCs w:val="28"/>
-              </w:rPr>
-              <w:t>api</w:t>
-            </w:r>
-            <w:proofErr w:type="spellEnd"/>
-            <w:r>
-              <w:rPr>
-                <w:rFonts w:ascii="Times New Roman" w:eastAsia="標楷體" w:hAnsi="Times New Roman"/>
-                <w:sz w:val="28"/>
-                <w:szCs w:val="28"/>
-              </w:rPr>
-              <w:t>/</w:t>
-            </w:r>
-            <w:proofErr w:type="spellStart"/>
-            <w:r>
-              <w:rPr>
-                <w:rFonts w:ascii="Times New Roman" w:eastAsia="標楷體" w:hAnsi="Times New Roman"/>
-                <w:sz w:val="28"/>
-                <w:szCs w:val="28"/>
-              </w:rPr>
-              <w:t>meeting_members</w:t>
-            </w:r>
-            <w:proofErr w:type="spellEnd"/>
-            <w:r>
-              <w:rPr>
-                <w:rFonts w:ascii="Times New Roman" w:eastAsia="標楷體" w:hAnsi="Times New Roman"/>
-                <w:sz w:val="28"/>
-                <w:szCs w:val="28"/>
-              </w:rPr>
-              <w:t>/batch/{</w:t>
-            </w:r>
-            <w:proofErr w:type="spellStart"/>
-            <w:r>
-              <w:rPr>
-                <w:rFonts w:ascii="Times New Roman" w:eastAsia="標楷體" w:hAnsi="Times New Roman"/>
-                <w:sz w:val="28"/>
-                <w:szCs w:val="28"/>
-              </w:rPr>
-              <w:t>meetingId</w:t>
-            </w:r>
-            <w:proofErr w:type="spellEnd"/>
-            <w:r>
-              <w:rPr>
-                <w:rFonts w:ascii="Times New Roman" w:eastAsia="標楷體" w:hAnsi="Times New Roman"/>
-                <w:sz w:val="28"/>
-                <w:szCs w:val="28"/>
-              </w:rPr>
-              <w:t>}</w:t>
+              <w:t>POST /api/meeting_members/batch/{meetingId}</w:t>
             </w:r>
             <w:r>
               <w:rPr>
@@ -1961,7 +1571,7 @@
               </w:numPr>
               <w:spacing w:line="400" w:lineRule="exact"/>
               <w:rPr>
-                <w:rFonts w:ascii="Times New Roman" w:eastAsia="標楷體" w:hAnsi="Times New Roman" w:hint="eastAsia"/>
+                <w:rFonts w:ascii="Times New Roman" w:eastAsia="標楷體" w:hAnsi="Times New Roman"/>
                 <w:sz w:val="28"/>
                 <w:szCs w:val="28"/>
               </w:rPr>
@@ -2016,41 +1626,13 @@
                 <w:szCs w:val="28"/>
               </w:rPr>
             </w:pPr>
-            <w:proofErr w:type="spellStart"/>
             <w:r>
               <w:rPr>
                 <w:rFonts w:ascii="Times New Roman" w:eastAsia="標楷體" w:hAnsi="Times New Roman" w:hint="eastAsia"/>
                 <w:sz w:val="28"/>
                 <w:szCs w:val="28"/>
               </w:rPr>
-              <w:t>openNotifyModal</w:t>
-            </w:r>
-            <w:proofErr w:type="spellEnd"/>
-            <w:r>
-              <w:rPr>
-                <w:rFonts w:ascii="Times New Roman" w:eastAsia="標楷體" w:hAnsi="Times New Roman" w:hint="eastAsia"/>
-                <w:sz w:val="28"/>
-                <w:szCs w:val="28"/>
-              </w:rPr>
-              <w:t xml:space="preserve">() / </w:t>
-            </w:r>
-            <w:proofErr w:type="spellStart"/>
-            <w:r>
-              <w:rPr>
-                <w:rFonts w:ascii="Times New Roman" w:eastAsia="標楷體" w:hAnsi="Times New Roman" w:hint="eastAsia"/>
-                <w:sz w:val="28"/>
-                <w:szCs w:val="28"/>
-              </w:rPr>
-              <w:t>closeNotifyModal</w:t>
-            </w:r>
-            <w:proofErr w:type="spellEnd"/>
-            <w:r>
-              <w:rPr>
-                <w:rFonts w:ascii="Times New Roman" w:eastAsia="標楷體" w:hAnsi="Times New Roman" w:hint="eastAsia"/>
-                <w:sz w:val="28"/>
-                <w:szCs w:val="28"/>
-              </w:rPr>
-              <w:t>()</w:t>
+              <w:t>openNotifyModal() / closeNotifyModal()</w:t>
             </w:r>
             <w:r>
               <w:rPr>
@@ -2075,23 +1657,13 @@
                 <w:szCs w:val="28"/>
               </w:rPr>
             </w:pPr>
-            <w:proofErr w:type="spellStart"/>
             <w:r>
               <w:rPr>
                 <w:rFonts w:ascii="Times New Roman" w:eastAsia="標楷體" w:hAnsi="Times New Roman" w:hint="eastAsia"/>
                 <w:sz w:val="28"/>
                 <w:szCs w:val="28"/>
               </w:rPr>
-              <w:t>submitNotify</w:t>
-            </w:r>
-            <w:proofErr w:type="spellEnd"/>
-            <w:r>
-              <w:rPr>
-                <w:rFonts w:ascii="Times New Roman" w:eastAsia="標楷體" w:hAnsi="Times New Roman" w:hint="eastAsia"/>
-                <w:sz w:val="28"/>
-                <w:szCs w:val="28"/>
-              </w:rPr>
-              <w:t>()</w:t>
+              <w:t>submitNotify()</w:t>
             </w:r>
             <w:r>
               <w:rPr>
@@ -2169,36 +1741,8 @@
                 <w:sz w:val="28"/>
                 <w:szCs w:val="28"/>
               </w:rPr>
-              <w:t>POST /</w:t>
-            </w:r>
-            <w:proofErr w:type="spellStart"/>
-            <w:r>
-              <w:rPr>
-                <w:rFonts w:ascii="Times New Roman" w:eastAsia="標楷體" w:hAnsi="Times New Roman" w:hint="eastAsia"/>
-                <w:sz w:val="28"/>
-                <w:szCs w:val="28"/>
-              </w:rPr>
-              <w:t>api</w:t>
-            </w:r>
-            <w:proofErr w:type="spellEnd"/>
-            <w:r>
-              <w:rPr>
-                <w:rFonts w:ascii="Times New Roman" w:eastAsia="標楷體" w:hAnsi="Times New Roman" w:hint="eastAsia"/>
-                <w:sz w:val="28"/>
-                <w:szCs w:val="28"/>
-              </w:rPr>
-              <w:t>/email/</w:t>
-            </w:r>
-            <w:proofErr w:type="spellStart"/>
-            <w:r>
-              <w:rPr>
-                <w:rFonts w:ascii="Times New Roman" w:eastAsia="標楷體" w:hAnsi="Times New Roman" w:hint="eastAsia"/>
-                <w:sz w:val="28"/>
-                <w:szCs w:val="28"/>
-              </w:rPr>
-              <w:t>meeting_notification</w:t>
-            </w:r>
-            <w:proofErr w:type="spellEnd"/>
+              <w:t>POST /api/email/meeting_notification</w:t>
+            </w:r>
             <w:r>
               <w:rPr>
                 <w:rFonts w:ascii="Times New Roman" w:eastAsia="標楷體" w:hAnsi="Times New Roman" w:hint="eastAsia"/>
@@ -2334,25 +1878,7 @@
                 <w:sz w:val="28"/>
                 <w:szCs w:val="28"/>
               </w:rPr>
-              <w:t> → </w:t>
-            </w:r>
-            <w:proofErr w:type="spellStart"/>
-            <w:r>
-              <w:rPr>
-                <w:rFonts w:ascii="Times New Roman" w:eastAsia="標楷體" w:hAnsi="Times New Roman"/>
-                <w:sz w:val="28"/>
-                <w:szCs w:val="28"/>
-              </w:rPr>
-              <w:t>goToNext</w:t>
-            </w:r>
-            <w:proofErr w:type="spellEnd"/>
-            <w:r>
-              <w:rPr>
-                <w:rFonts w:ascii="Times New Roman" w:eastAsia="標楷體" w:hAnsi="Times New Roman"/>
-                <w:sz w:val="28"/>
-                <w:szCs w:val="28"/>
-              </w:rPr>
-              <w:t>()</w:t>
+              <w:t> → goToNext()</w:t>
             </w:r>
             <w:r>
               <w:rPr>
@@ -2391,25 +1917,7 @@
                 <w:sz w:val="28"/>
                 <w:szCs w:val="28"/>
               </w:rPr>
-              <w:t> → </w:t>
-            </w:r>
-            <w:proofErr w:type="spellStart"/>
-            <w:r>
-              <w:rPr>
-                <w:rFonts w:ascii="Times New Roman" w:eastAsia="標楷體" w:hAnsi="Times New Roman"/>
-                <w:sz w:val="28"/>
-                <w:szCs w:val="28"/>
-              </w:rPr>
-              <w:t>openHelpModal</w:t>
-            </w:r>
-            <w:proofErr w:type="spellEnd"/>
-            <w:r>
-              <w:rPr>
-                <w:rFonts w:ascii="Times New Roman" w:eastAsia="標楷體" w:hAnsi="Times New Roman"/>
-                <w:sz w:val="28"/>
-                <w:szCs w:val="28"/>
-              </w:rPr>
-              <w:t>()</w:t>
+              <w:t> → openHelpModal()</w:t>
             </w:r>
             <w:r>
               <w:rPr>
@@ -2448,25 +1956,7 @@
                 <w:sz w:val="28"/>
                 <w:szCs w:val="28"/>
               </w:rPr>
-              <w:t> → </w:t>
-            </w:r>
-            <w:proofErr w:type="spellStart"/>
-            <w:r>
-              <w:rPr>
-                <w:rFonts w:ascii="Times New Roman" w:eastAsia="標楷體" w:hAnsi="Times New Roman"/>
-                <w:sz w:val="28"/>
-                <w:szCs w:val="28"/>
-              </w:rPr>
-              <w:t>openNotifyModal</w:t>
-            </w:r>
-            <w:proofErr w:type="spellEnd"/>
-            <w:r>
-              <w:rPr>
-                <w:rFonts w:ascii="Times New Roman" w:eastAsia="標楷體" w:hAnsi="Times New Roman"/>
-                <w:sz w:val="28"/>
-                <w:szCs w:val="28"/>
-              </w:rPr>
-              <w:t>()</w:t>
+              <w:t> → openNotifyModal()</w:t>
             </w:r>
             <w:r>
               <w:rPr>
@@ -2505,25 +1995,7 @@
                 <w:sz w:val="28"/>
                 <w:szCs w:val="28"/>
               </w:rPr>
-              <w:t xml:space="preserve"> → </w:t>
-            </w:r>
-            <w:proofErr w:type="spellStart"/>
-            <w:r>
-              <w:rPr>
-                <w:rFonts w:ascii="Times New Roman" w:eastAsia="標楷體" w:hAnsi="Times New Roman"/>
-                <w:sz w:val="28"/>
-                <w:szCs w:val="28"/>
-              </w:rPr>
-              <w:t>addSelectedOrgMember</w:t>
-            </w:r>
-            <w:proofErr w:type="spellEnd"/>
-            <w:r>
-              <w:rPr>
-                <w:rFonts w:ascii="Times New Roman" w:eastAsia="標楷體" w:hAnsi="Times New Roman"/>
-                <w:sz w:val="28"/>
-                <w:szCs w:val="28"/>
-              </w:rPr>
-              <w:t>()</w:t>
+              <w:t xml:space="preserve"> → addSelectedOrgMember()</w:t>
             </w:r>
             <w:r>
               <w:rPr>
@@ -2562,25 +2034,7 @@
                 <w:sz w:val="28"/>
                 <w:szCs w:val="28"/>
               </w:rPr>
-              <w:t xml:space="preserve"> → </w:t>
-            </w:r>
-            <w:proofErr w:type="spellStart"/>
-            <w:r>
-              <w:rPr>
-                <w:rFonts w:ascii="Times New Roman" w:eastAsia="標楷體" w:hAnsi="Times New Roman"/>
-                <w:sz w:val="28"/>
-                <w:szCs w:val="28"/>
-              </w:rPr>
-              <w:t>updateMemberRole</w:t>
-            </w:r>
-            <w:proofErr w:type="spellEnd"/>
-            <w:r>
-              <w:rPr>
-                <w:rFonts w:ascii="Times New Roman" w:eastAsia="標楷體" w:hAnsi="Times New Roman"/>
-                <w:sz w:val="28"/>
-                <w:szCs w:val="28"/>
-              </w:rPr>
-              <w:t>()</w:t>
+              <w:t xml:space="preserve"> → updateMemberRole()</w:t>
             </w:r>
             <w:r>
               <w:rPr>
@@ -2619,25 +2073,7 @@
                 <w:sz w:val="28"/>
                 <w:szCs w:val="28"/>
               </w:rPr>
-              <w:t xml:space="preserve"> → </w:t>
-            </w:r>
-            <w:proofErr w:type="spellStart"/>
-            <w:r>
-              <w:rPr>
-                <w:rFonts w:ascii="Times New Roman" w:eastAsia="標楷體" w:hAnsi="Times New Roman"/>
-                <w:sz w:val="28"/>
-                <w:szCs w:val="28"/>
-              </w:rPr>
-              <w:t>removeMember</w:t>
-            </w:r>
-            <w:proofErr w:type="spellEnd"/>
-            <w:r>
-              <w:rPr>
-                <w:rFonts w:ascii="Times New Roman" w:eastAsia="標楷體" w:hAnsi="Times New Roman"/>
-                <w:sz w:val="28"/>
-                <w:szCs w:val="28"/>
-              </w:rPr>
-              <w:t>()</w:t>
+              <w:t xml:space="preserve"> → removeMember()</w:t>
             </w:r>
             <w:r>
               <w:rPr>
@@ -2652,7 +2088,7 @@
             <w:pPr>
               <w:spacing w:line="400" w:lineRule="exact"/>
               <w:rPr>
-                <w:rFonts w:ascii="Times New Roman" w:eastAsia="標楷體" w:hAnsi="Times New Roman" w:hint="eastAsia"/>
+                <w:rFonts w:ascii="Times New Roman" w:eastAsia="標楷體" w:hAnsi="Times New Roman"/>
                 <w:sz w:val="28"/>
                 <w:szCs w:val="28"/>
               </w:rPr>
@@ -4082,7 +3518,7 @@
   <w:abstractNum w:abstractNumId="11" w15:restartNumberingAfterBreak="0">
     <w:nsid w:val="22BF2806"/>
     <w:multiLevelType w:val="hybridMultilevel"/>
-    <w:tmpl w:val="84C4F6C6"/>
+    <w:tmpl w:val="A6C07CFA"/>
     <w:lvl w:ilvl="0" w:tplc="FFFFFFFF">
       <w:start w:val="1"/>
       <w:numFmt w:val="bullet"/>
@@ -4095,16 +3531,16 @@
         <w:rFonts w:ascii="Wingdings" w:hAnsi="Wingdings" w:hint="default"/>
       </w:rPr>
     </w:lvl>
-    <w:lvl w:ilvl="1" w:tplc="30E0640C">
-      <w:start w:val="1"/>
-      <w:numFmt w:val="bullet"/>
-      <w:lvlText w:val="。"/>
+    <w:lvl w:ilvl="1" w:tplc="9D78A9CC">
+      <w:start w:val="1"/>
+      <w:numFmt w:val="bullet"/>
+      <w:lvlText w:val="•"/>
       <w:lvlJc w:val="left"/>
       <w:pPr>
         <w:ind w:left="1920" w:hanging="480"/>
       </w:pPr>
       <w:rPr>
-        <w:rFonts w:ascii="標楷體" w:eastAsia="標楷體" w:hAnsi="標楷體" w:hint="eastAsia"/>
+        <w:rFonts w:ascii="Wingdings" w:hAnsi="Wingdings" w:hint="default"/>
       </w:rPr>
     </w:lvl>
     <w:lvl w:ilvl="2" w:tplc="FFFFFFFF" w:tentative="1">
@@ -4652,7 +4088,7 @@
   <w:abstractNum w:abstractNumId="16" w15:restartNumberingAfterBreak="0">
     <w:nsid w:val="28020F1D"/>
     <w:multiLevelType w:val="hybridMultilevel"/>
-    <w:tmpl w:val="6818ED70"/>
+    <w:tmpl w:val="1DE06D3E"/>
     <w:lvl w:ilvl="0" w:tplc="FFFFFFFF">
       <w:start w:val="1"/>
       <w:numFmt w:val="bullet"/>
@@ -4665,18 +4101,16 @@
         <w:rFonts w:ascii="Wingdings" w:hAnsi="Wingdings" w:hint="default"/>
       </w:rPr>
     </w:lvl>
-    <w:lvl w:ilvl="1" w:tplc="D952AC02">
-      <w:start w:val="1"/>
-      <w:numFmt w:val="bullet"/>
-      <w:lvlText w:val="。"/>
+    <w:lvl w:ilvl="1" w:tplc="9D78A9CC">
+      <w:start w:val="1"/>
+      <w:numFmt w:val="bullet"/>
+      <w:lvlText w:val="•"/>
       <w:lvlJc w:val="left"/>
       <w:pPr>
         <w:ind w:left="1920" w:hanging="480"/>
       </w:pPr>
       <w:rPr>
-        <w:rFonts w:ascii="標楷體" w:eastAsia="標楷體" w:hAnsi="標楷體" w:hint="eastAsia"/>
-        <w:sz w:val="40"/>
-        <w:szCs w:val="40"/>
+        <w:rFonts w:ascii="Wingdings" w:hAnsi="Wingdings" w:hint="default"/>
       </w:rPr>
     </w:lvl>
     <w:lvl w:ilvl="2" w:tplc="FFFFFFFF" w:tentative="1">
@@ -5410,7 +4844,7 @@
   <w:abstractNum w:abstractNumId="22" w15:restartNumberingAfterBreak="0">
     <w:nsid w:val="33E76B2E"/>
     <w:multiLevelType w:val="hybridMultilevel"/>
-    <w:tmpl w:val="82E29F6E"/>
+    <w:tmpl w:val="A53698AC"/>
     <w:lvl w:ilvl="0" w:tplc="FFFFFFFF">
       <w:start w:val="1"/>
       <w:numFmt w:val="bullet"/>
@@ -5423,16 +4857,16 @@
         <w:rFonts w:ascii="Wingdings" w:hAnsi="Wingdings" w:hint="default"/>
       </w:rPr>
     </w:lvl>
-    <w:lvl w:ilvl="1" w:tplc="30E0640C">
-      <w:start w:val="1"/>
-      <w:numFmt w:val="bullet"/>
-      <w:lvlText w:val="。"/>
+    <w:lvl w:ilvl="1" w:tplc="9D78A9CC">
+      <w:start w:val="1"/>
+      <w:numFmt w:val="bullet"/>
+      <w:lvlText w:val="•"/>
       <w:lvlJc w:val="left"/>
       <w:pPr>
         <w:ind w:left="1920" w:hanging="480"/>
       </w:pPr>
       <w:rPr>
-        <w:rFonts w:ascii="標楷體" w:eastAsia="標楷體" w:hAnsi="標楷體" w:hint="eastAsia"/>
+        <w:rFonts w:ascii="Wingdings" w:hAnsi="Wingdings" w:hint="default"/>
       </w:rPr>
     </w:lvl>
     <w:lvl w:ilvl="2" w:tplc="FFFFFFFF" w:tentative="1">
@@ -7664,7 +7098,7 @@
   <w:abstractNum w:abstractNumId="41" w15:restartNumberingAfterBreak="0">
     <w:nsid w:val="645679A4"/>
     <w:multiLevelType w:val="hybridMultilevel"/>
-    <w:tmpl w:val="A5D6754E"/>
+    <w:tmpl w:val="1E3EA44E"/>
     <w:lvl w:ilvl="0" w:tplc="FFFFFFFF">
       <w:start w:val="1"/>
       <w:numFmt w:val="bullet"/>
@@ -7677,16 +7111,16 @@
         <w:rFonts w:ascii="Wingdings" w:hAnsi="Wingdings" w:hint="default"/>
       </w:rPr>
     </w:lvl>
-    <w:lvl w:ilvl="1" w:tplc="30E0640C">
-      <w:start w:val="1"/>
-      <w:numFmt w:val="bullet"/>
-      <w:lvlText w:val="。"/>
+    <w:lvl w:ilvl="1" w:tplc="9D78A9CC">
+      <w:start w:val="1"/>
+      <w:numFmt w:val="bullet"/>
+      <w:lvlText w:val="•"/>
       <w:lvlJc w:val="left"/>
       <w:pPr>
         <w:ind w:left="1920" w:hanging="480"/>
       </w:pPr>
       <w:rPr>
-        <w:rFonts w:ascii="標楷體" w:eastAsia="標楷體" w:hAnsi="標楷體" w:hint="eastAsia"/>
+        <w:rFonts w:ascii="Wingdings" w:hAnsi="Wingdings" w:hint="default"/>
       </w:rPr>
     </w:lvl>
     <w:lvl w:ilvl="2" w:tplc="FFFFFFFF" w:tentative="1">
@@ -8590,7 +8024,7 @@
   <w:abstractNum w:abstractNumId="49" w15:restartNumberingAfterBreak="0">
     <w:nsid w:val="78551E4C"/>
     <w:multiLevelType w:val="hybridMultilevel"/>
-    <w:tmpl w:val="FED6FDA2"/>
+    <w:tmpl w:val="3586AE0A"/>
     <w:lvl w:ilvl="0" w:tplc="FFFFFFFF">
       <w:start w:val="1"/>
       <w:numFmt w:val="bullet"/>
@@ -8603,16 +8037,16 @@
         <w:rFonts w:ascii="Wingdings" w:hAnsi="Wingdings" w:hint="default"/>
       </w:rPr>
     </w:lvl>
-    <w:lvl w:ilvl="1" w:tplc="30E0640C">
-      <w:start w:val="1"/>
-      <w:numFmt w:val="bullet"/>
-      <w:lvlText w:val="。"/>
+    <w:lvl w:ilvl="1" w:tplc="9D78A9CC">
+      <w:start w:val="1"/>
+      <w:numFmt w:val="bullet"/>
+      <w:lvlText w:val="•"/>
       <w:lvlJc w:val="left"/>
       <w:pPr>
         <w:ind w:left="1920" w:hanging="480"/>
       </w:pPr>
       <w:rPr>
-        <w:rFonts w:ascii="標楷體" w:eastAsia="標楷體" w:hAnsi="標楷體" w:hint="eastAsia"/>
+        <w:rFonts w:ascii="Wingdings" w:hAnsi="Wingdings" w:hint="default"/>
       </w:rPr>
     </w:lvl>
     <w:lvl w:ilvl="2" w:tplc="FFFFFFFF" w:tentative="1">
@@ -8816,7 +8250,7 @@
   <w:abstractNum w:abstractNumId="51" w15:restartNumberingAfterBreak="0">
     <w:nsid w:val="79F0346F"/>
     <w:multiLevelType w:val="hybridMultilevel"/>
-    <w:tmpl w:val="68AE53B8"/>
+    <w:tmpl w:val="B686D342"/>
     <w:lvl w:ilvl="0" w:tplc="FFFFFFFF">
       <w:start w:val="1"/>
       <w:numFmt w:val="bullet"/>
@@ -8829,16 +8263,16 @@
         <w:rFonts w:ascii="Wingdings" w:hAnsi="Wingdings" w:hint="default"/>
       </w:rPr>
     </w:lvl>
-    <w:lvl w:ilvl="1" w:tplc="30E0640C">
-      <w:start w:val="1"/>
-      <w:numFmt w:val="bullet"/>
-      <w:lvlText w:val="。"/>
+    <w:lvl w:ilvl="1" w:tplc="9D78A9CC">
+      <w:start w:val="1"/>
+      <w:numFmt w:val="bullet"/>
+      <w:lvlText w:val="•"/>
       <w:lvlJc w:val="left"/>
       <w:pPr>
         <w:ind w:left="1920" w:hanging="480"/>
       </w:pPr>
       <w:rPr>
-        <w:rFonts w:ascii="標楷體" w:eastAsia="標楷體" w:hAnsi="標楷體" w:hint="eastAsia"/>
+        <w:rFonts w:ascii="Wingdings" w:hAnsi="Wingdings" w:hint="default"/>
       </w:rPr>
     </w:lvl>
     <w:lvl w:ilvl="2" w:tplc="FFFFFFFF" w:tentative="1">
@@ -9899,6 +9333,7 @@
   <w:style w:type="character" w:default="1" w:styleId="a0">
     <w:name w:val="Default Paragraph Font"/>
     <w:uiPriority w:val="1"/>
+    <w:semiHidden/>
     <w:unhideWhenUsed/>
   </w:style>
   <w:style w:type="table" w:default="1" w:styleId="a1">
